--- a/backend/word/PEELING KAWITACYJNY.docx
+++ b/backend/word/PEELING KAWITACYJNY.docx
@@ -12,7 +12,7 @@
         <w:rPr>
           <w:rFonts w:ascii="Times New Roman" w:hAnsi="Times New Roman"/>
         </w:rPr>
-        <w:t>PEELING KAWITACYJNY</w:t>
+        <w:t>Peeling kawitacyjny</w:t>
       </w:r>
     </w:p>
     <w:p>
@@ -248,21 +248,7 @@
         <w:rPr>
           <w:rFonts w:ascii="Times New Roman" w:hAnsi="Times New Roman"/>
         </w:rPr>
-        <w:t xml:space="preserve">Skóra musi być dokładnie oczyszczona z makijażu i nadmiaru </w:t>
-      </w:r>
-      <w:proofErr w:type="spellStart"/>
-      <w:r>
-        <w:rPr>
-          <w:rFonts w:ascii="Times New Roman" w:hAnsi="Times New Roman"/>
-        </w:rPr>
-        <w:t>sebum</w:t>
-      </w:r>
-      <w:proofErr w:type="spellEnd"/>
-      <w:r>
-        <w:rPr>
-          <w:rFonts w:ascii="Times New Roman" w:hAnsi="Times New Roman"/>
-        </w:rPr>
-        <w:t>.</w:t>
+        <w:t>Skóra musi być dokładnie oczyszczona z makijażu i nadmiaru sebum.</w:t>
       </w:r>
     </w:p>
     <w:p>
@@ -411,16 +397,8 @@
         <w:rPr>
           <w:rFonts w:ascii="Times New Roman" w:hAnsi="Times New Roman"/>
         </w:rPr>
-        <w:t xml:space="preserve">* cera tłusta i mieszana z nadmiarem </w:t>
-      </w:r>
-      <w:proofErr w:type="spellStart"/>
-      <w:r>
-        <w:rPr>
-          <w:rFonts w:ascii="Times New Roman" w:hAnsi="Times New Roman"/>
-        </w:rPr>
-        <w:t>sebum</w:t>
-      </w:r>
-      <w:proofErr w:type="spellEnd"/>
+        <w:t>* cera tłusta i mieszana z nadmiarem sebum</w:t>
+      </w:r>
     </w:p>
     <w:p>
       <w:pPr>
@@ -648,13 +626,7 @@
         <w:rPr>
           <w:rFonts w:ascii="Times New Roman" w:hAnsi="Times New Roman"/>
         </w:rPr>
-        <w:t xml:space="preserve">Wskazówki </w:t>
-      </w:r>
-      <w:r>
-        <w:rPr>
-          <w:rFonts w:ascii="Times New Roman" w:hAnsi="Times New Roman"/>
-        </w:rPr>
-        <w:t>po zabiegu:</w:t>
+        <w:t>Wskazówki po zabiegu:</w:t>
       </w:r>
     </w:p>
     <w:p>
